--- a/PV + Battery Storage System for a Juice Shop in Egypt V1 -Mohamed Ismail.docx
+++ b/PV + Battery Storage System for a Juice Shop in Egypt V1 -Mohamed Ismail.docx
@@ -1619,7 +1619,15 @@
       </w:r>
     </w:p>
     <w:p>
-      <w:r>
+      <w:pPr>
+        <w:rPr>
+          <w:lang w:val="nl-NL"/>
+        </w:rPr>
+      </w:pPr>
+      <w:r>
+        <w:rPr>
+          <w:lang w:val="nl-NL"/>
+        </w:rPr>
         <w:lastRenderedPageBreak/>
         <w:t xml:space="preserve">NPV = </w:t>
       </w:r>
@@ -1640,7 +1648,14 @@
               <w:rPr>
                 <w:rFonts w:ascii="Cambria Math" w:hAnsi="Cambria Math"/>
               </w:rPr>
-              <m:t>t=1</m:t>
+              <m:t>t</m:t>
+            </m:r>
+            <m:r>
+              <w:rPr>
+                <w:rFonts w:ascii="Cambria Math" w:hAnsi="Cambria Math"/>
+                <w:lang w:val="nl-NL"/>
+              </w:rPr>
+              <m:t>=1</m:t>
             </m:r>
           </m:sub>
           <m:sup>
@@ -1666,7 +1681,27 @@
                   <w:rPr>
                     <w:rFonts w:ascii="Cambria Math" w:hAnsi="Cambria Math"/>
                   </w:rPr>
-                  <m:t xml:space="preserve">Net Cash </m:t>
+                  <m:t>Net</m:t>
+                </m:r>
+                <m:r>
+                  <w:rPr>
+                    <w:rFonts w:ascii="Cambria Math" w:hAnsi="Cambria Math"/>
+                    <w:lang w:val="nl-NL"/>
+                  </w:rPr>
+                  <m:t xml:space="preserve"> </m:t>
+                </m:r>
+                <m:r>
+                  <w:rPr>
+                    <w:rFonts w:ascii="Cambria Math" w:hAnsi="Cambria Math"/>
+                  </w:rPr>
+                  <m:t>Cas</m:t>
+                </m:r>
+                <m:r>
+                  <w:rPr>
+                    <w:rFonts w:ascii="Cambria Math" w:hAnsi="Cambria Math"/>
+                    <w:lang w:val="nl-NL"/>
+                  </w:rPr>
+                  <m:t xml:space="preserve">h </m:t>
                 </m:r>
                 <m:sSub>
                   <m:sSubPr>
@@ -1709,8 +1744,22 @@
                     <m:r>
                       <w:rPr>
                         <w:rFonts w:ascii="Cambria Math" w:hAnsi="Cambria Math"/>
+                        <w:lang w:val="nl-NL"/>
                       </w:rPr>
-                      <m:t>(1+r)</m:t>
+                      <m:t>(1+</m:t>
+                    </m:r>
+                    <m:r>
+                      <w:rPr>
+                        <w:rFonts w:ascii="Cambria Math" w:hAnsi="Cambria Math"/>
+                      </w:rPr>
+                      <m:t>r</m:t>
+                    </m:r>
+                    <m:r>
+                      <w:rPr>
+                        <w:rFonts w:ascii="Cambria Math" w:hAnsi="Cambria Math"/>
+                        <w:lang w:val="nl-NL"/>
+                      </w:rPr>
+                      <m:t>)</m:t>
                     </m:r>
                   </m:e>
                   <m:sup>
@@ -1729,8 +1778,28 @@
         <m:r>
           <w:rPr>
             <w:rFonts w:ascii="Cambria Math" w:hAnsi="Cambria Math"/>
+            <w:lang w:val="nl-NL"/>
           </w:rPr>
-          <m:t>-Intial Investment</m:t>
+          <m:t>-</m:t>
+        </m:r>
+        <m:r>
+          <w:rPr>
+            <w:rFonts w:ascii="Cambria Math" w:hAnsi="Cambria Math"/>
+          </w:rPr>
+          <m:t>Intial</m:t>
+        </m:r>
+        <m:r>
+          <w:rPr>
+            <w:rFonts w:ascii="Cambria Math" w:hAnsi="Cambria Math"/>
+            <w:lang w:val="nl-NL"/>
+          </w:rPr>
+          <m:t xml:space="preserve"> </m:t>
+        </m:r>
+        <m:r>
+          <w:rPr>
+            <w:rFonts w:ascii="Cambria Math" w:hAnsi="Cambria Math"/>
+          </w:rPr>
+          <m:t>Investment</m:t>
         </m:r>
       </m:oMath>
     </w:p>
@@ -2225,6 +2294,216 @@
       <w:r>
         <w:t>Monthly Savings: ~EGP 11,000</w:t>
       </w:r>
+      <w:r>
+        <w:rPr>
+          <w:rtl/>
+        </w:rPr>
+        <w:br/>
+      </w:r>
+      <w:r>
+        <w:t xml:space="preserve"> </w:t>
+      </w:r>
+      <w:proofErr w:type="spellStart"/>
+      <w:r>
+        <w:rPr>
+          <w:rFonts w:hint="cs"/>
+          <w:highlight w:val="yellow"/>
+          <w:rtl/>
+        </w:rPr>
+        <w:t>ازاى</w:t>
+      </w:r>
+      <w:proofErr w:type="spellEnd"/>
+      <w:r>
+        <w:rPr>
+          <w:rFonts w:hint="cs"/>
+          <w:highlight w:val="yellow"/>
+          <w:rtl/>
+        </w:rPr>
+        <w:t xml:space="preserve"> حسبنا التوفير </w:t>
+      </w:r>
+      <w:proofErr w:type="spellStart"/>
+      <w:r>
+        <w:rPr>
+          <w:rFonts w:hint="cs"/>
+          <w:highlight w:val="yellow"/>
+          <w:rtl/>
+        </w:rPr>
+        <w:t>دا</w:t>
+      </w:r>
+      <w:proofErr w:type="spellEnd"/>
+      <w:r>
+        <w:rPr>
+          <w:rFonts w:hint="cs"/>
+          <w:highlight w:val="yellow"/>
+          <w:rtl/>
+        </w:rPr>
+        <w:t xml:space="preserve"> اذا كانت الفاتورة الاصلية </w:t>
+      </w:r>
+      <w:r>
+        <w:rPr>
+          <w:rFonts w:hint="cs"/>
+          <w:highlight w:val="yellow"/>
+          <w:rtl/>
+        </w:rPr>
+        <w:t>حوالى 8000 و حتى ال</w:t>
+      </w:r>
+      <w:r>
+        <w:rPr>
+          <w:rFonts w:hint="cs"/>
+          <w:highlight w:val="yellow"/>
+          <w:rtl/>
+        </w:rPr>
+        <w:t>فاتورة على الحسبة الكبيرة حوالى 11000</w:t>
+      </w:r>
+      <w:r>
+        <w:rPr>
+          <w:rtl/>
+        </w:rPr>
+        <w:br/>
+      </w:r>
+      <w:r>
+        <w:rPr>
+          <w:rFonts w:hint="cs"/>
+          <w:highlight w:val="yellow"/>
+          <w:rtl/>
+        </w:rPr>
+        <w:t>المفروض</w:t>
+      </w:r>
+      <w:r>
+        <w:rPr>
+          <w:rtl/>
+        </w:rPr>
+        <w:br/>
+      </w:r>
+      <w:r>
+        <w:rPr>
+          <w:rFonts w:hint="cs"/>
+          <w:highlight w:val="yellow"/>
+          <w:rtl/>
+        </w:rPr>
+        <w:t xml:space="preserve">25 * 5.4 * 0.8 = </w:t>
+      </w:r>
+      <w:r>
+        <w:rPr>
+          <w:rFonts w:hint="cs"/>
+          <w:highlight w:val="yellow"/>
+          <w:rtl/>
+        </w:rPr>
+        <w:t>108 استهلاك النهار فقط</w:t>
+      </w:r>
+      <w:r>
+        <w:rPr>
+          <w:highlight w:val="yellow"/>
+          <w:rtl/>
+        </w:rPr>
+        <w:br/>
+      </w:r>
+      <w:r>
+        <w:rPr>
+          <w:rFonts w:hint="cs"/>
+          <w:highlight w:val="yellow"/>
+          <w:rtl/>
+        </w:rPr>
+        <w:t xml:space="preserve">25 * 5.4 * 0.8 </w:t>
+      </w:r>
+      <w:r>
+        <w:rPr>
+          <w:rFonts w:hint="cs"/>
+          <w:highlight w:val="yellow"/>
+          <w:rtl/>
+        </w:rPr>
+        <w:t>* 30 * 3.</w:t>
+      </w:r>
+      <w:r>
+        <w:rPr>
+          <w:rFonts w:hint="cs"/>
+          <w:highlight w:val="yellow"/>
+          <w:rtl/>
+        </w:rPr>
+        <w:t>42 = 1</w:t>
+      </w:r>
+      <w:r>
+        <w:rPr>
+          <w:rFonts w:hint="cs"/>
+          <w:highlight w:val="yellow"/>
+          <w:rtl/>
+        </w:rPr>
+        <w:t>0368</w:t>
+      </w:r>
+      <w:r>
+        <w:rPr>
+          <w:highlight w:val="yellow"/>
+          <w:rtl/>
+        </w:rPr>
+        <w:br/>
+      </w:r>
+      <w:r>
+        <w:rPr>
+          <w:rFonts w:hint="cs"/>
+          <w:highlight w:val="yellow"/>
+          <w:rtl/>
+        </w:rPr>
+        <w:t xml:space="preserve">لكن </w:t>
+      </w:r>
+      <w:proofErr w:type="spellStart"/>
+      <w:r>
+        <w:rPr>
+          <w:rFonts w:hint="cs"/>
+          <w:highlight w:val="yellow"/>
+          <w:rtl/>
+        </w:rPr>
+        <w:t>الاستلاك</w:t>
+      </w:r>
+      <w:proofErr w:type="spellEnd"/>
+      <w:r>
+        <w:rPr>
+          <w:rFonts w:hint="cs"/>
+          <w:highlight w:val="yellow"/>
+          <w:rtl/>
+        </w:rPr>
+        <w:t xml:space="preserve"> </w:t>
+      </w:r>
+      <w:proofErr w:type="spellStart"/>
+      <w:r>
+        <w:rPr>
+          <w:rFonts w:hint="cs"/>
+          <w:highlight w:val="yellow"/>
+          <w:rtl/>
+        </w:rPr>
+        <w:t>اليومى</w:t>
+      </w:r>
+      <w:proofErr w:type="spellEnd"/>
+      <w:r>
+        <w:rPr>
+          <w:rFonts w:hint="cs"/>
+          <w:highlight w:val="yellow"/>
+          <w:rtl/>
+        </w:rPr>
+        <w:t xml:space="preserve"> كان 109 فقط يعنى</w:t>
+      </w:r>
+      <w:r>
+        <w:rPr>
+          <w:highlight w:val="yellow"/>
+          <w:rtl/>
+        </w:rPr>
+        <w:br/>
+      </w:r>
+      <w:r>
+        <w:rPr>
+          <w:rFonts w:hint="cs"/>
+          <w:highlight w:val="yellow"/>
+          <w:rtl/>
+        </w:rPr>
+        <w:t>109 ÷ 24 * 5.4</w:t>
+      </w:r>
+      <w:r>
+        <w:rPr>
+          <w:rFonts w:hint="cs"/>
+          <w:highlight w:val="yellow"/>
+          <w:rtl/>
+        </w:rPr>
+        <w:t xml:space="preserve"> = 24.525</w:t>
+      </w:r>
     </w:p>
     <w:p>
       <w:pPr>
@@ -2261,7 +2540,6 @@
     <w:p/>
     <w:p>
       <w:r>
-        <w:lastRenderedPageBreak/>
         <w:t>10-Year Cash Flow:</w:t>
       </w:r>
     </w:p>
@@ -2468,8 +2746,14 @@
           <w:p>
             <w:pPr>
               <w:spacing w:after="160"/>
-            </w:pPr>
-            <w:r>
+              <w:rPr>
+                <w:highlight w:val="yellow"/>
+              </w:rPr>
+            </w:pPr>
+            <w:r>
+              <w:rPr>
+                <w:highlight w:val="yellow"/>
+              </w:rPr>
               <w:t>132,000</w:t>
             </w:r>
           </w:p>
@@ -2540,8 +2824,14 @@
           <w:p>
             <w:pPr>
               <w:spacing w:after="160"/>
-            </w:pPr>
-            <w:r>
+              <w:rPr>
+                <w:highlight w:val="yellow"/>
+              </w:rPr>
+            </w:pPr>
+            <w:r>
+              <w:rPr>
+                <w:highlight w:val="yellow"/>
+              </w:rPr>
               <w:t>142,650</w:t>
             </w:r>
           </w:p>
@@ -2612,8 +2902,14 @@
           <w:p>
             <w:pPr>
               <w:spacing w:after="160"/>
-            </w:pPr>
-            <w:r>
+              <w:rPr>
+                <w:highlight w:val="yellow"/>
+              </w:rPr>
+            </w:pPr>
+            <w:r>
+              <w:rPr>
+                <w:highlight w:val="yellow"/>
+              </w:rPr>
               <w:t>152,636</w:t>
             </w:r>
           </w:p>
@@ -2684,8 +2980,14 @@
           <w:p>
             <w:pPr>
               <w:spacing w:after="160"/>
-            </w:pPr>
-            <w:r>
+              <w:rPr>
+                <w:highlight w:val="yellow"/>
+              </w:rPr>
+            </w:pPr>
+            <w:r>
+              <w:rPr>
+                <w:highlight w:val="yellow"/>
+              </w:rPr>
               <w:t>163,320</w:t>
             </w:r>
           </w:p>
@@ -2756,8 +3058,14 @@
           <w:p>
             <w:pPr>
               <w:spacing w:after="160"/>
-            </w:pPr>
-            <w:r>
+              <w:rPr>
+                <w:highlight w:val="yellow"/>
+              </w:rPr>
+            </w:pPr>
+            <w:r>
+              <w:rPr>
+                <w:highlight w:val="yellow"/>
+              </w:rPr>
               <w:t>174,753</w:t>
             </w:r>
           </w:p>
@@ -2828,8 +3136,14 @@
           <w:p>
             <w:pPr>
               <w:spacing w:after="160"/>
-            </w:pPr>
-            <w:r>
+              <w:rPr>
+                <w:highlight w:val="yellow"/>
+              </w:rPr>
+            </w:pPr>
+            <w:r>
+              <w:rPr>
+                <w:highlight w:val="yellow"/>
+              </w:rPr>
               <w:t>186,986</w:t>
             </w:r>
           </w:p>
@@ -2900,8 +3214,14 @@
           <w:p>
             <w:pPr>
               <w:spacing w:after="160"/>
-            </w:pPr>
-            <w:r>
+              <w:rPr>
+                <w:highlight w:val="yellow"/>
+              </w:rPr>
+            </w:pPr>
+            <w:r>
+              <w:rPr>
+                <w:highlight w:val="yellow"/>
+              </w:rPr>
               <w:t>200,075</w:t>
             </w:r>
           </w:p>
@@ -2972,8 +3292,14 @@
           <w:p>
             <w:pPr>
               <w:spacing w:after="160"/>
-            </w:pPr>
-            <w:r>
+              <w:rPr>
+                <w:highlight w:val="yellow"/>
+              </w:rPr>
+            </w:pPr>
+            <w:r>
+              <w:rPr>
+                <w:highlight w:val="yellow"/>
+              </w:rPr>
               <w:t>214,080</w:t>
             </w:r>
           </w:p>
@@ -3044,8 +3370,14 @@
           <w:p>
             <w:pPr>
               <w:spacing w:after="160"/>
-            </w:pPr>
-            <w:r>
+              <w:rPr>
+                <w:highlight w:val="yellow"/>
+              </w:rPr>
+            </w:pPr>
+            <w:r>
+              <w:rPr>
+                <w:highlight w:val="yellow"/>
+              </w:rPr>
               <w:t>229,066</w:t>
             </w:r>
           </w:p>
@@ -3116,8 +3448,14 @@
           <w:p>
             <w:pPr>
               <w:spacing w:after="160"/>
-            </w:pPr>
-            <w:r>
+              <w:rPr>
+                <w:highlight w:val="yellow"/>
+              </w:rPr>
+            </w:pPr>
+            <w:r>
+              <w:rPr>
+                <w:highlight w:val="yellow"/>
+              </w:rPr>
               <w:t>245,100</w:t>
             </w:r>
           </w:p>
@@ -3225,7 +3563,64 @@
         </w:tc>
       </w:tr>
     </w:tbl>
-    <w:p/>
+    <w:p>
+      <w:pPr>
+        <w:rPr>
+          <w:rtl/>
+        </w:rPr>
+      </w:pPr>
+    </w:p>
+    <w:p>
+      <w:r>
+        <w:rPr>
+          <w:rFonts w:hint="cs"/>
+          <w:highlight w:val="yellow"/>
+          <w:rtl/>
+        </w:rPr>
+        <w:t xml:space="preserve">ليه </w:t>
+      </w:r>
+      <w:r>
+        <w:rPr>
+          <w:rFonts w:hint="cs"/>
+          <w:highlight w:val="yellow"/>
+          <w:rtl/>
+        </w:rPr>
+        <w:t>بتزيد</w:t>
+      </w:r>
+      <w:r>
+        <w:rPr>
+          <w:rFonts w:hint="cs"/>
+          <w:highlight w:val="yellow"/>
+          <w:rtl/>
+        </w:rPr>
+        <w:t xml:space="preserve"> </w:t>
+      </w:r>
+      <w:proofErr w:type="gramStart"/>
+      <w:r>
+        <w:rPr>
+          <w:rFonts w:hint="cs"/>
+          <w:highlight w:val="yellow"/>
+          <w:rtl/>
+        </w:rPr>
+        <w:t>و ايه</w:t>
+      </w:r>
+      <w:proofErr w:type="gramEnd"/>
+      <w:r>
+        <w:rPr>
+          <w:rFonts w:hint="cs"/>
+          <w:highlight w:val="yellow"/>
+          <w:rtl/>
+        </w:rPr>
+        <w:t xml:space="preserve"> معادلة الزيادة</w:t>
+      </w:r>
+      <w:r>
+        <w:rPr>
+          <w:rFonts w:hint="cs"/>
+          <w:rtl/>
+        </w:rPr>
+        <w:t xml:space="preserve"> </w:t>
+      </w:r>
+    </w:p>
     <w:p>
       <w:r>
         <w:t>Assessment: Best financial returns BUT not feasible due to net metering cancellation. Excess power cannot be exported.</w:t>
@@ -3270,9 +3665,76 @@
           <w:ilvl w:val="0"/>
           <w:numId w:val="28"/>
         </w:numPr>
+        <w:rPr>
+          <w:highlight w:val="yellow"/>
+        </w:rPr>
       </w:pPr>
       <w:r>
         <w:t>Inverter: 3 kW hybrid</w:t>
+      </w:r>
+      <w:r>
+        <w:rPr>
+          <w:rtl/>
+        </w:rPr>
+        <w:br/>
+      </w:r>
+      <w:r>
+        <w:rPr>
+          <w:rFonts w:hint="cs"/>
+          <w:highlight w:val="yellow"/>
+          <w:rtl/>
+          <w:lang w:bidi="ar-EG"/>
+        </w:rPr>
+        <w:t xml:space="preserve">لو </w:t>
+      </w:r>
+      <w:proofErr w:type="spellStart"/>
+      <w:r>
+        <w:rPr>
+          <w:rFonts w:hint="cs"/>
+          <w:highlight w:val="yellow"/>
+          <w:rtl/>
+          <w:lang w:bidi="ar-EG"/>
+        </w:rPr>
+        <w:t>هنحسب</w:t>
+      </w:r>
+      <w:proofErr w:type="spellEnd"/>
+      <w:r>
+        <w:rPr>
+          <w:rFonts w:hint="cs"/>
+          <w:highlight w:val="yellow"/>
+          <w:rtl/>
+          <w:lang w:bidi="ar-EG"/>
+        </w:rPr>
+        <w:t xml:space="preserve"> على محل العصير يبقا 109 ÷ 24 = 4.5</w:t>
+      </w:r>
+      <w:r>
+        <w:rPr>
+          <w:rFonts w:hint="cs"/>
+          <w:highlight w:val="yellow"/>
+          <w:rtl/>
+          <w:lang w:bidi="ar-EG"/>
+        </w:rPr>
+        <w:t xml:space="preserve"> او 4 </w:t>
+      </w:r>
+      <w:proofErr w:type="spellStart"/>
+      <w:r>
+        <w:rPr>
+          <w:rFonts w:hint="cs"/>
+          <w:highlight w:val="yellow"/>
+          <w:rtl/>
+          <w:lang w:bidi="ar-EG"/>
+        </w:rPr>
+        <w:t>للاساسيات</w:t>
+      </w:r>
+      <w:proofErr w:type="spellEnd"/>
+      <w:r>
+        <w:rPr>
+          <w:rFonts w:hint="cs"/>
+          <w:highlight w:val="yellow"/>
+          <w:rtl/>
+          <w:lang w:bidi="ar-EG"/>
+        </w:rPr>
+        <w:t xml:space="preserve"> فقط</w:t>
       </w:r>
     </w:p>
     <w:p>
@@ -3487,6 +3949,37 @@
       <w:r>
         <w:t>Electricity Savings: EGP 0</w:t>
       </w:r>
+      <w:r>
+        <w:rPr>
+          <w:rFonts w:hint="cs"/>
+          <w:rtl/>
+        </w:rPr>
+        <w:t xml:space="preserve"> </w:t>
+      </w:r>
+      <w:r>
+        <w:rPr>
+          <w:rtl/>
+        </w:rPr>
+        <w:br/>
+      </w:r>
+      <w:proofErr w:type="spellStart"/>
+      <w:r>
+        <w:rPr>
+          <w:rFonts w:hint="cs"/>
+          <w:highlight w:val="yellow"/>
+          <w:rtl/>
+        </w:rPr>
+        <w:t>هيبقا</w:t>
+      </w:r>
+      <w:proofErr w:type="spellEnd"/>
+      <w:r>
+        <w:rPr>
+          <w:rFonts w:hint="cs"/>
+          <w:highlight w:val="yellow"/>
+          <w:rtl/>
+        </w:rPr>
+        <w:t xml:space="preserve"> بالسالب كمان عشان الفقد اثناء شحن و تفريغ البطارية</w:t>
+      </w:r>
     </w:p>
     <w:p>
       <w:pPr>
@@ -3499,6 +3992,27 @@
       <w:r>
         <w:t>Backup Duration: ~2.5 hours</w:t>
       </w:r>
+      <w:r>
+        <w:rPr>
+          <w:rFonts w:hint="cs"/>
+          <w:rtl/>
+        </w:rPr>
+        <w:t xml:space="preserve"> </w:t>
+      </w:r>
+      <w:r>
+        <w:rPr>
+          <w:rtl/>
+        </w:rPr>
+        <w:br/>
+      </w:r>
+      <w:r>
+        <w:rPr>
+          <w:rFonts w:hint="cs"/>
+          <w:highlight w:val="yellow"/>
+          <w:rtl/>
+        </w:rPr>
+        <w:t>لكن مش كل الأجهزة في حالة محل العصير</w:t>
+      </w:r>
     </w:p>
     <w:p>
       <w:pPr>
@@ -3530,7 +4044,6 @@
           <w:b/>
           <w:bCs/>
         </w:rPr>
-        <w:lastRenderedPageBreak/>
         <w:t>SCENARIO 3: Solar 10 m² + Battery 10 kWh</w:t>
       </w:r>
     </w:p>
@@ -3582,6 +4095,76 @@
       <w:r>
         <w:t>System Size: 2.01 kW</w:t>
       </w:r>
+      <w:r>
+        <w:br/>
+      </w:r>
+      <w:r>
+        <w:rPr>
+          <w:rFonts w:hint="cs"/>
+          <w:highlight w:val="yellow"/>
+          <w:rtl/>
+          <w:lang w:bidi="ar-EG"/>
+        </w:rPr>
+        <w:t xml:space="preserve">لو </w:t>
+      </w:r>
+      <w:proofErr w:type="spellStart"/>
+      <w:r>
+        <w:rPr>
+          <w:rFonts w:hint="cs"/>
+          <w:highlight w:val="yellow"/>
+          <w:rtl/>
+          <w:lang w:bidi="ar-EG"/>
+        </w:rPr>
+        <w:t>هنحسب</w:t>
+      </w:r>
+      <w:proofErr w:type="spellEnd"/>
+      <w:r>
+        <w:rPr>
+          <w:rFonts w:hint="cs"/>
+          <w:highlight w:val="yellow"/>
+          <w:rtl/>
+          <w:lang w:bidi="ar-EG"/>
+        </w:rPr>
+        <w:t xml:space="preserve"> على محل العصير يبقا 109 ÷ 24 = 4.5 او 4 </w:t>
+      </w:r>
+      <w:proofErr w:type="spellStart"/>
+      <w:r>
+        <w:rPr>
+          <w:rFonts w:hint="cs"/>
+          <w:highlight w:val="yellow"/>
+          <w:rtl/>
+          <w:lang w:bidi="ar-EG"/>
+        </w:rPr>
+        <w:t>للاساسيات</w:t>
+      </w:r>
+      <w:proofErr w:type="spellEnd"/>
+      <w:r>
+        <w:rPr>
+          <w:rFonts w:hint="cs"/>
+          <w:highlight w:val="yellow"/>
+          <w:rtl/>
+          <w:lang w:bidi="ar-EG"/>
+        </w:rPr>
+        <w:t xml:space="preserve"> فقط</w:t>
+      </w:r>
+      <w:r>
+        <w:rPr>
+          <w:rFonts w:hint="cs"/>
+          <w:highlight w:val="yellow"/>
+          <w:rtl/>
+          <w:lang w:bidi="ar-EG"/>
+        </w:rPr>
+        <w:t xml:space="preserve"> بالإضافة </w:t>
+      </w:r>
+      <w:r>
+        <w:rPr>
+          <w:rFonts w:hint="cs"/>
+          <w:highlight w:val="yellow"/>
+          <w:rtl/>
+          <w:lang w:bidi="ar-EG"/>
+        </w:rPr>
+        <w:t>لشحن البطارية يبقا 14</w:t>
+      </w:r>
     </w:p>
     <w:p>
       <w:pPr>
@@ -3594,6 +4177,36 @@
       <w:r>
         <w:t>Daily Production: 8.7 kWh</w:t>
       </w:r>
+      <w:r>
+        <w:rPr>
+          <w:rtl/>
+        </w:rPr>
+        <w:br/>
+      </w:r>
+      <w:r>
+        <w:rPr>
+          <w:rFonts w:hint="cs"/>
+          <w:highlight w:val="yellow"/>
+          <w:rtl/>
+        </w:rPr>
+        <w:t xml:space="preserve">10 بطارية + 2 </w:t>
+      </w:r>
+      <w:r>
+        <w:rPr>
+          <w:rFonts w:hint="cs"/>
+          <w:highlight w:val="yellow"/>
+          <w:rtl/>
+        </w:rPr>
+        <w:t>سيستم ال</w:t>
+      </w:r>
+      <w:r>
+        <w:rPr>
+          <w:rFonts w:hint="cs"/>
+          <w:highlight w:val="yellow"/>
+          <w:rtl/>
+        </w:rPr>
+        <w:t>سولار = 12</w:t>
+      </w:r>
     </w:p>
     <w:p>
       <w:pPr>
@@ -3603,8 +4216,23 @@
           <w:numId w:val="28"/>
         </w:numPr>
       </w:pPr>
-      <w:r>
-        <w:t>Coverage: ~8%</w:t>
+      <w:proofErr w:type="gramStart"/>
+      <w:r>
+        <w:t>Coverage</w:t>
+      </w:r>
+      <w:r>
+        <w:rPr>
+          <w:rFonts w:hint="cs"/>
+          <w:rtl/>
+        </w:rPr>
+        <w:t xml:space="preserve"> </w:t>
+      </w:r>
+      <w:r>
+        <w:t>:</w:t>
+      </w:r>
+      <w:proofErr w:type="gramEnd"/>
+      <w:r>
+        <w:t xml:space="preserve"> ~8%</w:t>
       </w:r>
     </w:p>
     <w:p>
@@ -3912,11 +4540,15 @@
           <w:p>
             <w:pPr>
               <w:spacing w:after="160"/>
+              <w:rPr>
+                <w:highlight w:val="yellow"/>
+              </w:rPr>
             </w:pPr>
             <w:r>
               <w:rPr>
                 <w:b/>
                 <w:bCs/>
+                <w:highlight w:val="yellow"/>
               </w:rPr>
               <w:t>Savings</w:t>
             </w:r>
@@ -4000,8 +4632,14 @@
           <w:p>
             <w:pPr>
               <w:spacing w:after="160"/>
-            </w:pPr>
-            <w:r>
+              <w:rPr>
+                <w:highlight w:val="yellow"/>
+              </w:rPr>
+            </w:pPr>
+            <w:r>
+              <w:rPr>
+                <w:highlight w:val="yellow"/>
+              </w:rPr>
               <w:t>—</w:t>
             </w:r>
           </w:p>
@@ -4072,8 +4710,14 @@
           <w:p>
             <w:pPr>
               <w:spacing w:after="160"/>
-            </w:pPr>
-            <w:r>
+              <w:rPr>
+                <w:highlight w:val="yellow"/>
+              </w:rPr>
+            </w:pPr>
+            <w:r>
+              <w:rPr>
+                <w:highlight w:val="yellow"/>
+              </w:rPr>
               <w:t>10,716</w:t>
             </w:r>
           </w:p>
@@ -4144,8 +4788,14 @@
           <w:p>
             <w:pPr>
               <w:spacing w:after="160"/>
-            </w:pPr>
-            <w:r>
+              <w:rPr>
+                <w:highlight w:val="yellow"/>
+              </w:rPr>
+            </w:pPr>
+            <w:r>
+              <w:rPr>
+                <w:highlight w:val="yellow"/>
+              </w:rPr>
               <w:t>11,581</w:t>
             </w:r>
           </w:p>
@@ -4216,8 +4866,14 @@
           <w:p>
             <w:pPr>
               <w:spacing w:after="160"/>
-            </w:pPr>
-            <w:r>
+              <w:rPr>
+                <w:highlight w:val="yellow"/>
+              </w:rPr>
+            </w:pPr>
+            <w:r>
+              <w:rPr>
+                <w:highlight w:val="yellow"/>
+              </w:rPr>
               <w:t>12,392</w:t>
             </w:r>
           </w:p>
@@ -4276,6 +4932,7 @@
               <w:spacing w:after="160"/>
             </w:pPr>
             <w:r>
+              <w:lastRenderedPageBreak/>
               <w:t>4</w:t>
             </w:r>
           </w:p>
@@ -4288,8 +4945,14 @@
           <w:p>
             <w:pPr>
               <w:spacing w:after="160"/>
-            </w:pPr>
-            <w:r>
+              <w:rPr>
+                <w:highlight w:val="yellow"/>
+              </w:rPr>
+            </w:pPr>
+            <w:r>
+              <w:rPr>
+                <w:highlight w:val="yellow"/>
+              </w:rPr>
               <w:t>13,259</w:t>
             </w:r>
           </w:p>
@@ -4360,8 +5023,14 @@
           <w:p>
             <w:pPr>
               <w:spacing w:after="160"/>
-            </w:pPr>
-            <w:r>
+              <w:rPr>
+                <w:highlight w:val="yellow"/>
+              </w:rPr>
+            </w:pPr>
+            <w:r>
+              <w:rPr>
+                <w:highlight w:val="yellow"/>
+              </w:rPr>
               <w:t>14,187</w:t>
             </w:r>
           </w:p>
@@ -4432,8 +5101,14 @@
           <w:p>
             <w:pPr>
               <w:spacing w:after="160"/>
-            </w:pPr>
-            <w:r>
+              <w:rPr>
+                <w:highlight w:val="yellow"/>
+              </w:rPr>
+            </w:pPr>
+            <w:r>
+              <w:rPr>
+                <w:highlight w:val="yellow"/>
+              </w:rPr>
               <w:t>15,180</w:t>
             </w:r>
           </w:p>
@@ -4504,8 +5179,14 @@
           <w:p>
             <w:pPr>
               <w:spacing w:after="160"/>
-            </w:pPr>
-            <w:r>
+              <w:rPr>
+                <w:highlight w:val="yellow"/>
+              </w:rPr>
+            </w:pPr>
+            <w:r>
+              <w:rPr>
+                <w:highlight w:val="yellow"/>
+              </w:rPr>
               <w:t>16,243</w:t>
             </w:r>
           </w:p>
@@ -4576,8 +5257,14 @@
           <w:p>
             <w:pPr>
               <w:spacing w:after="160"/>
-            </w:pPr>
-            <w:r>
+              <w:rPr>
+                <w:highlight w:val="yellow"/>
+              </w:rPr>
+            </w:pPr>
+            <w:r>
+              <w:rPr>
+                <w:highlight w:val="yellow"/>
+              </w:rPr>
               <w:t>17,380</w:t>
             </w:r>
           </w:p>
@@ -4648,8 +5335,14 @@
           <w:p>
             <w:pPr>
               <w:spacing w:after="160"/>
-            </w:pPr>
-            <w:r>
+              <w:rPr>
+                <w:highlight w:val="yellow"/>
+              </w:rPr>
+            </w:pPr>
+            <w:r>
+              <w:rPr>
+                <w:highlight w:val="yellow"/>
+              </w:rPr>
               <w:t>18,597</w:t>
             </w:r>
           </w:p>
@@ -4720,8 +5413,14 @@
           <w:p>
             <w:pPr>
               <w:spacing w:after="160"/>
-            </w:pPr>
-            <w:r>
+              <w:rPr>
+                <w:highlight w:val="yellow"/>
+              </w:rPr>
+            </w:pPr>
+            <w:r>
+              <w:rPr>
+                <w:highlight w:val="yellow"/>
+              </w:rPr>
               <w:t>19,899</w:t>
             </w:r>
           </w:p>
@@ -4829,7 +5528,6 @@
     <w:p/>
     <w:p>
       <w:r>
-        <w:lastRenderedPageBreak/>
         <w:t>Assessment: Negative NPV. Not economically viable as standalone. Best as Phase 1 for future expansion.</w:t>
       </w:r>
     </w:p>
@@ -4876,6 +5574,30 @@
       <w:r>
         <w:t>Panels: 7 × 670W</w:t>
       </w:r>
+      <w:r>
+        <w:br/>
+      </w:r>
+      <w:r>
+        <w:rPr>
+          <w:highlight w:val="yellow"/>
+        </w:rPr>
+        <w:t xml:space="preserve">unit area = 2.7 m2 -&gt; 25/2.7 = </w:t>
+      </w:r>
+      <w:r>
+        <w:rPr>
+          <w:highlight w:val="yellow"/>
+        </w:rPr>
+        <w:t>9.25</w:t>
+      </w:r>
+      <w:r>
+        <w:t xml:space="preserve"> </w:t>
+      </w:r>
+      <w:r>
+        <w:rPr>
+          <w:highlight w:val="yellow"/>
+        </w:rPr>
+        <w:t>-&gt; 9 panels</w:t>
+      </w:r>
     </w:p>
     <w:p>
       <w:pPr>
@@ -4888,6 +5610,21 @@
       <w:r>
         <w:t>System Size: 4.69 kW</w:t>
       </w:r>
+      <w:r>
+        <w:br/>
+      </w:r>
+      <w:r>
+        <w:rPr>
+          <w:highlight w:val="yellow"/>
+        </w:rPr>
+        <w:t xml:space="preserve">9*670 = </w:t>
+      </w:r>
+      <w:r>
+        <w:rPr>
+          <w:highlight w:val="yellow"/>
+        </w:rPr>
+        <w:t>6030 W</w:t>
+      </w:r>
     </w:p>
     <w:p>
       <w:pPr>
@@ -4899,6 +5636,51 @@
       </w:pPr>
       <w:r>
         <w:t>Daily Production: 20.3 kWh</w:t>
+      </w:r>
+      <w:r>
+        <w:br/>
+      </w:r>
+      <w:r>
+        <w:rPr>
+          <w:highlight w:val="yellow"/>
+        </w:rPr>
+        <w:t>4.69 solar</w:t>
+      </w:r>
+      <w:r>
+        <w:rPr>
+          <w:highlight w:val="yellow"/>
+        </w:rPr>
+        <w:t xml:space="preserve"> * 5.4 hours</w:t>
+      </w:r>
+      <w:r>
+        <w:rPr>
+          <w:highlight w:val="yellow"/>
+        </w:rPr>
+        <w:t xml:space="preserve"> * 0.8</w:t>
+      </w:r>
+      <w:r>
+        <w:rPr>
+          <w:highlight w:val="yellow"/>
+        </w:rPr>
+        <w:t xml:space="preserve"> </w:t>
+      </w:r>
+      <w:r>
+        <w:rPr>
+          <w:highlight w:val="yellow"/>
+        </w:rPr>
+        <w:t xml:space="preserve">efficiency = 20.3 </w:t>
+      </w:r>
+      <w:r>
+        <w:rPr>
+          <w:highlight w:val="yellow"/>
+        </w:rPr>
+        <w:t>+ 10 battery</w:t>
+      </w:r>
+      <w:r>
+        <w:rPr>
+          <w:highlight w:val="yellow"/>
+        </w:rPr>
+        <w:t>?</w:t>
       </w:r>
     </w:p>
     <w:p>
@@ -5221,11 +6003,15 @@
           <w:p>
             <w:pPr>
               <w:spacing w:after="160"/>
+              <w:rPr>
+                <w:highlight w:val="yellow"/>
+              </w:rPr>
             </w:pPr>
             <w:r>
               <w:rPr>
                 <w:b/>
                 <w:bCs/>
+                <w:highlight w:val="yellow"/>
               </w:rPr>
               <w:t>Savings</w:t>
             </w:r>
@@ -5309,8 +6095,14 @@
           <w:p>
             <w:pPr>
               <w:spacing w:after="160"/>
-            </w:pPr>
-            <w:r>
+              <w:rPr>
+                <w:highlight w:val="yellow"/>
+              </w:rPr>
+            </w:pPr>
+            <w:r>
+              <w:rPr>
+                <w:highlight w:val="yellow"/>
+              </w:rPr>
               <w:t>—</w:t>
             </w:r>
           </w:p>
@@ -5381,8 +6173,14 @@
           <w:p>
             <w:pPr>
               <w:spacing w:after="160"/>
-            </w:pPr>
-            <w:r>
+              <w:rPr>
+                <w:highlight w:val="yellow"/>
+              </w:rPr>
+            </w:pPr>
+            <w:r>
+              <w:rPr>
+                <w:highlight w:val="yellow"/>
+              </w:rPr>
               <w:t>24,996</w:t>
             </w:r>
           </w:p>
@@ -5441,6 +6239,7 @@
               <w:spacing w:after="160"/>
             </w:pPr>
             <w:r>
+              <w:lastRenderedPageBreak/>
               <w:t>2</w:t>
             </w:r>
           </w:p>
@@ -5453,8 +6252,14 @@
           <w:p>
             <w:pPr>
               <w:spacing w:after="160"/>
-            </w:pPr>
-            <w:r>
+              <w:rPr>
+                <w:highlight w:val="yellow"/>
+              </w:rPr>
+            </w:pPr>
+            <w:r>
+              <w:rPr>
+                <w:highlight w:val="yellow"/>
+              </w:rPr>
               <w:t>27,013</w:t>
             </w:r>
           </w:p>
@@ -5525,8 +6330,14 @@
           <w:p>
             <w:pPr>
               <w:spacing w:after="160"/>
-            </w:pPr>
-            <w:r>
+              <w:rPr>
+                <w:highlight w:val="yellow"/>
+              </w:rPr>
+            </w:pPr>
+            <w:r>
+              <w:rPr>
+                <w:highlight w:val="yellow"/>
+              </w:rPr>
               <w:t>28,904</w:t>
             </w:r>
           </w:p>
@@ -5597,8 +6408,14 @@
           <w:p>
             <w:pPr>
               <w:spacing w:after="160"/>
-            </w:pPr>
-            <w:r>
+              <w:rPr>
+                <w:highlight w:val="yellow"/>
+              </w:rPr>
+            </w:pPr>
+            <w:r>
+              <w:rPr>
+                <w:highlight w:val="yellow"/>
+              </w:rPr>
               <w:t>30,927</w:t>
             </w:r>
           </w:p>
@@ -5669,8 +6486,14 @@
           <w:p>
             <w:pPr>
               <w:spacing w:after="160"/>
-            </w:pPr>
-            <w:r>
+              <w:rPr>
+                <w:highlight w:val="yellow"/>
+              </w:rPr>
+            </w:pPr>
+            <w:r>
+              <w:rPr>
+                <w:highlight w:val="yellow"/>
+              </w:rPr>
               <w:t>33,092</w:t>
             </w:r>
           </w:p>
@@ -5741,8 +6564,14 @@
           <w:p>
             <w:pPr>
               <w:spacing w:after="160"/>
-            </w:pPr>
-            <w:r>
+              <w:rPr>
+                <w:highlight w:val="yellow"/>
+              </w:rPr>
+            </w:pPr>
+            <w:r>
+              <w:rPr>
+                <w:highlight w:val="yellow"/>
+              </w:rPr>
               <w:t>35,408</w:t>
             </w:r>
           </w:p>
@@ -5813,8 +6642,14 @@
           <w:p>
             <w:pPr>
               <w:spacing w:after="160"/>
-            </w:pPr>
-            <w:r>
+              <w:rPr>
+                <w:highlight w:val="yellow"/>
+              </w:rPr>
+            </w:pPr>
+            <w:r>
+              <w:rPr>
+                <w:highlight w:val="yellow"/>
+              </w:rPr>
               <w:t>37,887</w:t>
             </w:r>
           </w:p>
@@ -5885,8 +6720,14 @@
           <w:p>
             <w:pPr>
               <w:spacing w:after="160"/>
-            </w:pPr>
-            <w:r>
+              <w:rPr>
+                <w:highlight w:val="yellow"/>
+              </w:rPr>
+            </w:pPr>
+            <w:r>
+              <w:rPr>
+                <w:highlight w:val="yellow"/>
+              </w:rPr>
               <w:t>40,539</w:t>
             </w:r>
           </w:p>
@@ -5957,8 +6798,14 @@
           <w:p>
             <w:pPr>
               <w:spacing w:after="160"/>
-            </w:pPr>
-            <w:r>
+              <w:rPr>
+                <w:highlight w:val="yellow"/>
+              </w:rPr>
+            </w:pPr>
+            <w:r>
+              <w:rPr>
+                <w:highlight w:val="yellow"/>
+              </w:rPr>
               <w:t>43,377</w:t>
             </w:r>
           </w:p>
@@ -6029,8 +6876,14 @@
           <w:p>
             <w:pPr>
               <w:spacing w:after="160"/>
-            </w:pPr>
-            <w:r>
+              <w:rPr>
+                <w:highlight w:val="yellow"/>
+              </w:rPr>
+            </w:pPr>
+            <w:r>
+              <w:rPr>
+                <w:highlight w:val="yellow"/>
+              </w:rPr>
               <w:t>46,414</w:t>
             </w:r>
           </w:p>
@@ -6102,7 +6955,13 @@
             <w:tcW w:w="0" w:type="auto"/>
             <w:hideMark/>
           </w:tcPr>
-          <w:p/>
+          <w:p>
+            <w:pPr>
+              <w:rPr>
+                <w:highlight w:val="yellow"/>
+              </w:rPr>
+            </w:pPr>
+          </w:p>
         </w:tc>
         <w:tc>
           <w:tcPr>
@@ -6139,7 +6998,6 @@
     <w:p/>
     <w:p>
       <w:r>
-        <w:lastRenderedPageBreak/>
         <w:t>Assessment: Marginal. Negative NPV but approaching breakeven. Reasonable for moderate budgets.</w:t>
       </w:r>
     </w:p>
@@ -6210,6 +7068,29 @@
       <w:r>
         <w:t>Panels: 15 × 670W</w:t>
       </w:r>
+      <w:r>
+        <w:br/>
+      </w:r>
+      <w:r>
+        <w:rPr>
+          <w:highlight w:val="yellow"/>
+        </w:rPr>
+        <w:t xml:space="preserve">50 / 2.7 = 18 </w:t>
+      </w:r>
+      <w:proofErr w:type="gramStart"/>
+      <w:r>
+        <w:rPr>
+          <w:highlight w:val="yellow"/>
+        </w:rPr>
+        <w:t>panels</w:t>
+      </w:r>
+      <w:r>
+        <w:rPr>
+          <w:highlight w:val="yellow"/>
+        </w:rPr>
+        <w:t xml:space="preserve"> ?</w:t>
+      </w:r>
+      <w:proofErr w:type="gramEnd"/>
     </w:p>
     <w:p>
       <w:pPr>
@@ -6222,6 +7103,53 @@
       <w:r>
         <w:t>System Size: 10.05 kW</w:t>
       </w:r>
+      <w:r>
+        <w:br/>
+      </w:r>
+      <w:proofErr w:type="spellStart"/>
+      <w:r>
+        <w:rPr>
+          <w:highlight w:val="yellow"/>
+        </w:rPr>
+        <w:t>avg</w:t>
+      </w:r>
+      <w:proofErr w:type="spellEnd"/>
+      <w:r>
+        <w:rPr>
+          <w:highlight w:val="yellow"/>
+        </w:rPr>
+        <w:t xml:space="preserve"> </w:t>
+      </w:r>
+      <w:r>
+        <w:rPr>
+          <w:highlight w:val="yellow"/>
+        </w:rPr>
+        <w:t xml:space="preserve">hourly consumption = </w:t>
+      </w:r>
+      <w:r>
+        <w:rPr>
+          <w:highlight w:val="yellow"/>
+        </w:rPr>
+        <w:t>109/24 = 4</w:t>
+      </w:r>
+      <w:r>
+        <w:rPr>
+          <w:highlight w:val="yellow"/>
+        </w:rPr>
+        <w:t>.5 k</w:t>
+      </w:r>
+      <w:r>
+        <w:rPr>
+          <w:highlight w:val="yellow"/>
+        </w:rPr>
+        <w:t>w</w:t>
+      </w:r>
+      <w:r>
+        <w:rPr>
+          <w:highlight w:val="yellow"/>
+        </w:rPr>
+        <w:t>h per hour</w:t>
+      </w:r>
     </w:p>
     <w:p>
       <w:pPr>
@@ -6233,6 +7161,36 @@
       </w:pPr>
       <w:r>
         <w:t>Daily Production: 43.4 kWh</w:t>
+      </w:r>
+      <w:r>
+        <w:br/>
+      </w:r>
+      <w:r>
+        <w:rPr>
+          <w:highlight w:val="yellow"/>
+        </w:rPr>
+        <w:t xml:space="preserve">daily used = </w:t>
+      </w:r>
+      <w:r>
+        <w:rPr>
+          <w:highlight w:val="yellow"/>
+        </w:rPr>
+        <w:t>4.5 * 5.4 = 24.3 kwh</w:t>
+      </w:r>
+      <w:r>
+        <w:br/>
+      </w:r>
+      <w:r>
+        <w:rPr>
+          <w:highlight w:val="yellow"/>
+        </w:rPr>
+        <w:t>43.4 – 24.3 = 19.1</w:t>
+      </w:r>
+      <w:r>
+        <w:rPr>
+          <w:highlight w:val="yellow"/>
+        </w:rPr>
+        <w:t>kwh charging the battery</w:t>
       </w:r>
     </w:p>
     <w:p>
@@ -6495,6 +7453,30 @@
       <w:r>
         <w:t>Monthly Savings: ~EGP 4,453</w:t>
       </w:r>
+      <w:r>
+        <w:br/>
+      </w:r>
+      <w:r>
+        <w:rPr>
+          <w:highlight w:val="yellow"/>
+        </w:rPr>
+        <w:t xml:space="preserve">43.4 * 30 </w:t>
+      </w:r>
+      <w:r>
+        <w:rPr>
+          <w:highlight w:val="yellow"/>
+        </w:rPr>
+        <w:t>* 3.42 = 4.452</w:t>
+      </w:r>
+      <w:r>
+        <w:rPr>
+          <w:highlight w:val="yellow"/>
+        </w:rPr>
+        <w:t>.84</w:t>
+      </w:r>
+      <w:r>
+        <w:t xml:space="preserve"> </w:t>
+      </w:r>
     </w:p>
     <w:p>
       <w:pPr>
@@ -6517,6 +7499,7 @@
         </w:numPr>
       </w:pPr>
       <w:r>
+        <w:lastRenderedPageBreak/>
         <w:t>Payback: ~8.4 years</w:t>
       </w:r>
     </w:p>
@@ -6568,11 +7551,15 @@
           <w:p>
             <w:pPr>
               <w:spacing w:after="160"/>
+              <w:rPr>
+                <w:highlight w:val="yellow"/>
+              </w:rPr>
             </w:pPr>
             <w:r>
               <w:rPr>
                 <w:b/>
                 <w:bCs/>
+                <w:highlight w:val="yellow"/>
               </w:rPr>
               <w:t>Savings</w:t>
             </w:r>
@@ -6656,8 +7643,14 @@
           <w:p>
             <w:pPr>
               <w:spacing w:after="160"/>
-            </w:pPr>
-            <w:r>
+              <w:rPr>
+                <w:highlight w:val="yellow"/>
+              </w:rPr>
+            </w:pPr>
+            <w:r>
+              <w:rPr>
+                <w:highlight w:val="yellow"/>
+              </w:rPr>
               <w:t>—</w:t>
             </w:r>
           </w:p>
@@ -6728,8 +7721,14 @@
           <w:p>
             <w:pPr>
               <w:spacing w:after="160"/>
-            </w:pPr>
-            <w:r>
+              <w:rPr>
+                <w:highlight w:val="yellow"/>
+              </w:rPr>
+            </w:pPr>
+            <w:r>
+              <w:rPr>
+                <w:highlight w:val="yellow"/>
+              </w:rPr>
               <w:t>53,436</w:t>
             </w:r>
           </w:p>
@@ -6800,8 +7799,14 @@
           <w:p>
             <w:pPr>
               <w:spacing w:after="160"/>
-            </w:pPr>
-            <w:r>
+              <w:rPr>
+                <w:highlight w:val="yellow"/>
+              </w:rPr>
+            </w:pPr>
+            <w:r>
+              <w:rPr>
+                <w:highlight w:val="yellow"/>
+              </w:rPr>
               <w:t>57,749</w:t>
             </w:r>
           </w:p>
@@ -6872,8 +7877,14 @@
           <w:p>
             <w:pPr>
               <w:spacing w:after="160"/>
-            </w:pPr>
-            <w:r>
+              <w:rPr>
+                <w:highlight w:val="yellow"/>
+              </w:rPr>
+            </w:pPr>
+            <w:r>
+              <w:rPr>
+                <w:highlight w:val="yellow"/>
+              </w:rPr>
               <w:t>61,791</w:t>
             </w:r>
           </w:p>
@@ -6944,8 +7955,14 @@
           <w:p>
             <w:pPr>
               <w:spacing w:after="160"/>
-            </w:pPr>
-            <w:r>
+              <w:rPr>
+                <w:highlight w:val="yellow"/>
+              </w:rPr>
+            </w:pPr>
+            <w:r>
+              <w:rPr>
+                <w:highlight w:val="yellow"/>
+              </w:rPr>
               <w:t>66,116</w:t>
             </w:r>
           </w:p>
@@ -7016,8 +8033,14 @@
           <w:p>
             <w:pPr>
               <w:spacing w:after="160"/>
-            </w:pPr>
-            <w:r>
+              <w:rPr>
+                <w:highlight w:val="yellow"/>
+              </w:rPr>
+            </w:pPr>
+            <w:r>
+              <w:rPr>
+                <w:highlight w:val="yellow"/>
+              </w:rPr>
               <w:t>70,744</w:t>
             </w:r>
           </w:p>
@@ -7088,8 +8111,14 @@
           <w:p>
             <w:pPr>
               <w:spacing w:after="160"/>
-            </w:pPr>
-            <w:r>
+              <w:rPr>
+                <w:highlight w:val="yellow"/>
+              </w:rPr>
+            </w:pPr>
+            <w:r>
+              <w:rPr>
+                <w:highlight w:val="yellow"/>
+              </w:rPr>
               <w:t>75,696</w:t>
             </w:r>
           </w:p>
@@ -7160,8 +8189,14 @@
           <w:p>
             <w:pPr>
               <w:spacing w:after="160"/>
-            </w:pPr>
-            <w:r>
+              <w:rPr>
+                <w:highlight w:val="yellow"/>
+              </w:rPr>
+            </w:pPr>
+            <w:r>
+              <w:rPr>
+                <w:highlight w:val="yellow"/>
+              </w:rPr>
               <w:t>80,995</w:t>
             </w:r>
           </w:p>
@@ -7232,8 +8267,14 @@
           <w:p>
             <w:pPr>
               <w:spacing w:after="160"/>
-            </w:pPr>
-            <w:r>
+              <w:rPr>
+                <w:highlight w:val="yellow"/>
+              </w:rPr>
+            </w:pPr>
+            <w:r>
+              <w:rPr>
+                <w:highlight w:val="yellow"/>
+              </w:rPr>
               <w:t>86,665</w:t>
             </w:r>
           </w:p>
@@ -7304,8 +8345,14 @@
           <w:p>
             <w:pPr>
               <w:spacing w:after="160"/>
-            </w:pPr>
-            <w:r>
+              <w:rPr>
+                <w:highlight w:val="yellow"/>
+              </w:rPr>
+            </w:pPr>
+            <w:r>
+              <w:rPr>
+                <w:highlight w:val="yellow"/>
+              </w:rPr>
               <w:t>92,732</w:t>
             </w:r>
           </w:p>
@@ -7376,8 +8423,14 @@
           <w:p>
             <w:pPr>
               <w:spacing w:after="160"/>
-            </w:pPr>
-            <w:r>
+              <w:rPr>
+                <w:highlight w:val="yellow"/>
+              </w:rPr>
+            </w:pPr>
+            <w:r>
+              <w:rPr>
+                <w:highlight w:val="yellow"/>
+              </w:rPr>
               <w:t>99,223</w:t>
             </w:r>
           </w:p>
@@ -7449,7 +8502,13 @@
             <w:tcW w:w="0" w:type="auto"/>
             <w:hideMark/>
           </w:tcPr>
-          <w:p/>
+          <w:p>
+            <w:pPr>
+              <w:rPr>
+                <w:highlight w:val="yellow"/>
+              </w:rPr>
+            </w:pPr>
+          </w:p>
         </w:tc>
         <w:tc>
           <w:tcPr>
@@ -7485,7 +8544,6 @@
     <w:p/>
     <w:p>
       <w:r>
-        <w:lastRenderedPageBreak/>
         <w:t>Assessment: Best practical balance of cost, savings, and reliability. Shortest payback among battery-inclusive scenarios.</w:t>
       </w:r>
     </w:p>
@@ -7877,6 +8935,7 @@
         </w:numPr>
       </w:pPr>
       <w:r>
+        <w:lastRenderedPageBreak/>
         <w:t>Load Shifting: ~EGP 4,730/year</w:t>
       </w:r>
     </w:p>
@@ -9186,6 +10245,7 @@
         </w:numPr>
       </w:pPr>
       <w:r>
+        <w:lastRenderedPageBreak/>
         <w:t>Solar Self-Consumption: ~EGP 44,200/year</w:t>
       </w:r>
     </w:p>
@@ -10081,7 +11141,6 @@
               <w:spacing w:after="160"/>
             </w:pPr>
             <w:r>
-              <w:lastRenderedPageBreak/>
               <w:t>10</w:t>
             </w:r>
           </w:p>
@@ -11693,7 +12752,6 @@
               <w:spacing w:after="160"/>
             </w:pPr>
             <w:r>
-              <w:lastRenderedPageBreak/>
               <w:t>10</w:t>
             </w:r>
           </w:p>
@@ -12322,7 +13380,7 @@
                 <w:szCs w:val="18"/>
               </w:rPr>
               <w:pict w14:anchorId="7740F350">
-                <v:shape id="Graphic 1" o:spid="_x0000_i1106" type="#_x0000_t75" alt="Checkmark with solid fill" style="width:14.95pt;height:14.95pt;visibility:visible" o:gfxdata="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">
+                <v:shape id="Graphic 1" o:spid="_x0000_i1026" type="#_x0000_t75" alt="Checkmark with solid fill" style="width:14.95pt;height:14.95pt;visibility:visible" o:gfxdata="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">
                   <v:imagedata r:id="rId5" o:title="" croptop="-7919f" cropbottom="-.125" cropright="-220f"/>
                 </v:shape>
               </w:pict>
@@ -13772,6 +14830,7 @@
                 <w:sz w:val="22"/>
                 <w:szCs w:val="22"/>
               </w:rPr>
+              <w:lastRenderedPageBreak/>
               <w:t>6</w:t>
             </w:r>
           </w:p>
@@ -14607,7 +15666,6 @@
           <w:b/>
           <w:bCs/>
         </w:rPr>
-        <w:lastRenderedPageBreak/>
         <w:t>Phase 2: Financing (2–4 weeks)</w:t>
       </w:r>
     </w:p>
@@ -15053,6 +16111,7 @@
               <w:spacing w:after="160"/>
             </w:pPr>
             <w:r>
+              <w:lastRenderedPageBreak/>
               <w:t>1</w:t>
             </w:r>
           </w:p>
@@ -15273,21 +16332,7 @@
           <w:b/>
           <w:bCs/>
         </w:rPr>
-        <w:t xml:space="preserve"> </w:t>
-      </w:r>
-      <w:r>
-        <w:rPr>
-          <w:b/>
-          <w:bCs/>
-        </w:rPr>
-        <w:t>2</w:t>
-      </w:r>
-      <w:r>
-        <w:rPr>
-          <w:b/>
-          <w:bCs/>
-        </w:rPr>
-        <w:t xml:space="preserve">: </w:t>
+        <w:t xml:space="preserve"> 2: </w:t>
       </w:r>
       <w:r>
         <w:rPr>
@@ -15406,7 +16451,6 @@
           <w:bCs/>
           <w:u w:val="single"/>
         </w:rPr>
-        <w:lastRenderedPageBreak/>
         <w:t>PART 6: COMMERCIAL VALUE OF LARGE BATTERIES (30–50 kWh)</w:t>
       </w:r>
     </w:p>
@@ -15562,6 +16606,7 @@
         </w:numPr>
       </w:pPr>
       <w:r>
+        <w:lastRenderedPageBreak/>
         <w:t>High-value inventory: Potential loss from 10-hour outage exceeds EGP 50,000–100,000</w:t>
       </w:r>
     </w:p>
@@ -15769,7 +16814,6 @@
           <w:bCs/>
           <w:u w:val="single"/>
         </w:rPr>
-        <w:lastRenderedPageBreak/>
         <w:t>7.3 If Maximum Independence is Required</w:t>
       </w:r>
     </w:p>
@@ -16231,6 +17275,7 @@
               <w:spacing w:after="160"/>
             </w:pPr>
             <w:r>
+              <w:lastRenderedPageBreak/>
               <w:t>Worst Financial Scenario</w:t>
             </w:r>
           </w:p>
@@ -16495,7 +17540,7 @@
         <v:path o:extrusionok="f" gradientshapeok="t" o:connecttype="rect"/>
         <o:lock v:ext="edit" aspectratio="t"/>
       </v:shapetype>
-      <v:shape id="Graphic 1" o:spid="_x0000_i1025" type="#_x0000_t75" alt="Checkmark with solid fill" style="width:14.95pt;height:12.15pt;visibility:visible" o:gfxdata="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" o:bullet="t">
+      <v:shape id="Graphic 1" o:spid="_x0000_i1025" type="#_x0000_t75" alt="Checkmark with solid fill" style="width:14.95pt;height:12.25pt;visibility:visible" o:gfxdata="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" o:bullet="t">
         <v:imagedata r:id="rId1" o:title="" croptop="-7919f" cropbottom="-.125" cropright="-220f"/>
       </v:shape>
     </w:pict>
